--- a/backend/src/main/resources/templates/acta_cierre_template.docx
+++ b/backend/src/main/resources/templates/acta_cierre_template.docx
@@ -605,6 +605,56 @@
           </w:p>
         </w:tc>
       </w:tr>
+      <w:tr>
+        <w:trPr>
+          <w:trHeight w:val="520"/>
+          <w:jc w:val="center"/>
+        </w:trPr>
+        <w:tc>
+          <w:tcPr>
+            <w:tcW w:w="10532" w:type="dxa"/>
+            <w:shd w:val="clear" w:color="auto" w:fill="FFFFFF"/>
+          </w:tcPr>
+          <w:p>
+            <w:pPr>
+              <w:pStyle w:val="Ttulo3"/>
+              <w:rPr>
+                <w:rFonts w:cs="Arial"/>
+                <w:sz w:val="18"/>
+                <w:szCs w:val="18"/>
+                <w:lang w:val="es-ES"/>
+              </w:rPr>
+            </w:pPr>
+            <w:r>
+              <w:rPr>
+                <w:rFonts w:cs="Arial"/>
+                <w:sz w:val="18"/>
+                <w:szCs w:val="18"/>
+                <w:lang w:val="es-ES"/>
+              </w:rPr>
+              <w:t/>
+            </w:r>
+            <w:r>
+              <w:rPr>
+                <w:rFonts w:cs="Arial"/>
+                <w:sz w:val="18"/>
+                <w:szCs w:val="18"/>
+                <w:lang w:val="es-ES"/>
+              </w:rPr>
+              <w:t/>
+            </w:r>
+            <w:r>
+              <w:rPr>
+                <w:rFonts w:ascii="Arial" w:hAnsi="Arial" w:cs="Arial"/>
+                <w:sz w:val="18"/>
+                <w:szCs w:val="18"/>
+                <w:lang w:val="es-ES"/>
+              </w:rPr>
+              <w:t xml:space="preserve"/>
+            </w:r>
+          </w:p>
+        </w:tc>
+      </w:tr>
     </w:tbl>
     <w:p>
       <w:pPr>
@@ -754,6 +804,101 @@
           </w:p>
         </w:tc>
       </w:tr>
+      <w:tr>
+        <w:trPr>
+          <w:trHeight w:val="520"/>
+          <w:jc w:val="center"/>
+        </w:trPr>
+        <w:tc>
+          <w:tcPr>
+            <w:tcW w:w="10532" w:type="dxa"/>
+            <w:shd w:val="clear" w:color="auto" w:fill="FFFFFF"/>
+          </w:tcPr>
+          <w:p>
+            <w:pPr>
+              <w:pStyle w:val="Ttulo3"/>
+              <w:rPr>
+                <w:rFonts w:cs="Arial"/>
+                <w:sz w:val="18"/>
+                <w:szCs w:val="18"/>
+                <w:lang w:val="es-ES"/>
+              </w:rPr>
+            </w:pPr>
+            <w:r>
+              <w:rPr>
+                <w:rFonts w:cs="Arial"/>
+                <w:sz w:val="18"/>
+                <w:szCs w:val="18"/>
+                <w:lang w:val="es-ES"/>
+              </w:rPr>
+              <w:t/>
+            </w:r>
+            <w:r>
+              <w:rPr>
+                <w:rFonts w:cs="Arial"/>
+                <w:sz w:val="18"/>
+                <w:szCs w:val="18"/>
+                <w:lang w:val="es-ES"/>
+              </w:rPr>
+              <w:t/>
+            </w:r>
+            <w:r>
+              <w:rPr>
+                <w:rFonts w:ascii="Arial" w:hAnsi="Arial" w:cs="Arial"/>
+                <w:sz w:val="18"/>
+                <w:szCs w:val="18"/>
+                <w:lang w:val="es-ES"/>
+              </w:rPr>
+              <w:t xml:space="preserve"/>
+            </w:r>
+            <w:r>
+              <w:rPr>
+                <w:rFonts w:ascii="Arial" w:hAnsi="Arial" w:cs="Arial"/>
+                <w:sz w:val="18"/>
+                <w:szCs w:val="18"/>
+                <w:lang w:val="es-ES"/>
+              </w:rPr>
+              <w:t/>
+            </w:r>
+            <w:r>
+              <w:rPr>
+                <w:rFonts w:ascii="Arial" w:hAnsi="Arial" w:cs="Arial"/>
+                <w:sz w:val="18"/>
+                <w:szCs w:val="18"/>
+                <w:lang w:val="es-ES"/>
+              </w:rPr>
+              <w:t xml:space="preserve"/>
+            </w:r>
+            <w:r>
+              <w:rPr>
+                <w:rFonts w:ascii="Arial" w:hAnsi="Arial" w:cs="Arial"/>
+                <w:sz w:val="18"/>
+                <w:szCs w:val="18"/>
+                <w:lang w:val="es-ES"/>
+              </w:rPr>
+              <w:t/>
+            </w:r>
+            <w:r>
+              <w:rPr>
+                <w:rFonts w:ascii="Arial" w:hAnsi="Arial" w:cs="Arial"/>
+                <w:sz w:val="18"/>
+                <w:szCs w:val="18"/>
+                <w:lang w:val="es-ES"/>
+              </w:rPr>
+              <w:t/>
+            </w:r>
+            <w:r>
+              <w:rPr>
+                <w:rFonts w:ascii="Arial" w:hAnsi="Arial" w:cs="Arial"/>
+                <w:sz w:val="18"/>
+                <w:szCs w:val="18"/>
+                <w:lang w:val="es-ES"/>
+              </w:rPr>
+              <w:t/>
+            </w:r>
+          </w:p>
+        </w:tc>
+      </w:tr>
     </w:tbl>
     <w:p>
       <w:pPr>
@@ -849,6 +994,66 @@
                 <w:lang w:val="es-ES"/>
               </w:rPr>
               <w:t>RESUMEN EJECUTIVO:</w:t>
+            </w:r>
+          </w:p>
+        </w:tc>
+      </w:tr>
+      <w:tr>
+        <w:trPr>
+          <w:trHeight w:val="520"/>
+          <w:jc w:val="center"/>
+        </w:trPr>
+        <w:tc>
+          <w:tcPr>
+            <w:tcW w:w="10532" w:type="dxa"/>
+            <w:shd w:val="clear" w:color="auto" w:fill="FFFFFF"/>
+          </w:tcPr>
+          <w:p>
+            <w:pPr>
+              <w:pStyle w:val="Ttulo3"/>
+              <w:rPr>
+                <w:rFonts w:cs="Arial"/>
+                <w:sz w:val="18"/>
+                <w:szCs w:val="18"/>
+                <w:lang w:val="es-ES"/>
+              </w:rPr>
+            </w:pPr>
+            <w:r>
+              <w:rPr>
+                <w:rFonts w:cs="Arial"/>
+                <w:sz w:val="18"/>
+                <w:szCs w:val="18"/>
+                <w:lang w:val="es-ES"/>
+              </w:rPr>
+              <w:lastRenderedPageBreak/>
+              <w:t/>
+            </w:r>
+            <w:r>
+              <w:rPr>
+                <w:rFonts w:cs="Arial"/>
+                <w:sz w:val="18"/>
+                <w:szCs w:val="18"/>
+                <w:lang w:val="es-ES"/>
+              </w:rPr>
+              <w:t/>
+            </w:r>
+            <w:r>
+              <w:rPr>
+                <w:rFonts w:ascii="Arial" w:hAnsi="Arial" w:cs="Arial"/>
+                <w:sz w:val="18"/>
+                <w:szCs w:val="18"/>
+                <w:lang w:val="es-ES"/>
+              </w:rPr>
+              <w:t xml:space="preserve"/>
+            </w:r>
+            <w:r>
+              <w:rPr>
+                <w:rFonts w:ascii="Arial" w:hAnsi="Arial" w:cs="Arial"/>
+                <w:sz w:val="18"/>
+                <w:szCs w:val="18"/>
+                <w:lang w:val="es-ES"/>
+              </w:rPr>
+              <w:t/>
             </w:r>
           </w:p>
         </w:tc>
@@ -1694,6 +1899,44 @@
           </w:p>
         </w:tc>
       </w:tr>
+      <w:tr>
+        <w:tc>
+          <w:tcPr>
+            <w:tcW w:w="10490" w:type="dxa"/>
+            <w:tcBorders>
+              <w:bottom w:val="single" w:sz="4" w:space="0" w:color="000000"/>
+            </w:tcBorders>
+            <w:shd w:val="clear" w:color="auto" w:fill="FFFFFF"/>
+          </w:tcPr>
+          <w:p>
+            <w:pPr>
+              <w:pStyle w:val="Ttulo3"/>
+              <w:rPr>
+                <w:lang w:val="es-ES"/>
+              </w:rPr>
+            </w:pPr>
+            <w:r>
+              <w:rPr>
+                <w:rFonts w:cs="Arial"/>
+                <w:sz w:val="18"/>
+                <w:szCs w:val="18"/>
+                <w:lang w:val="es-ES"/>
+              </w:rPr>
+              <w:lastRenderedPageBreak/>
+              <w:t/>
+            </w:r>
+            <w:r>
+              <w:rPr>
+                <w:rFonts w:cs="Arial"/>
+                <w:sz w:val="18"/>
+                <w:szCs w:val="18"/>
+                <w:lang w:val="es-ES"/>
+              </w:rPr>
+              <w:t/>
+            </w:r>
+          </w:p>
+        </w:tc>
+      </w:tr>
     </w:tbl>
     <w:p>
       <w:pPr>
@@ -1809,6 +2052,35 @@
                 <w:lang w:val="es-ES"/>
               </w:rPr>
               <w:t>8.  VALOR PÚBLICO.</w:t>
+            </w:r>
+          </w:p>
+        </w:tc>
+      </w:tr>
+      <w:tr>
+        <w:tc>
+          <w:tcPr>
+            <w:tcW w:w="10490" w:type="dxa"/>
+            <w:tcBorders>
+              <w:bottom w:val="single" w:sz="4" w:space="0" w:color="000000"/>
+            </w:tcBorders>
+            <w:shd w:val="clear" w:color="auto" w:fill="FFFFFF"/>
+          </w:tcPr>
+          <w:p>
+            <w:pPr>
+              <w:pStyle w:val="Ttulo3"/>
+              <w:ind w:left="142" w:hanging="254"/>
+              <w:rPr>
+                <w:lang w:val="es-ES"/>
+              </w:rPr>
+            </w:pPr>
+            <w:r>
+              <w:rPr>
+                <w:rFonts w:cs="Arial"/>
+                <w:sz w:val="18"/>
+                <w:szCs w:val="18"/>
+                <w:lang w:val="es-ES"/>
+              </w:rPr>
+              <w:t/>
             </w:r>
           </w:p>
         </w:tc>
